--- a/public/docs/Post-Qualification Evaluation Report.docx
+++ b/public/docs/Post-Qualification Evaluation Report.docx
@@ -192,7 +192,7 @@
             </v:handles>
             <o:lock v:ext="edit" text="t" shapetype="t"/>
           </v:shapetype>
-          <v:shape id="shape_0" adj="10800" fillcolor="black" stroked="t" o:allowincell="f" style="position:absolute;margin-left:-27.5pt;margin-top:19.85pt;width:495.45pt;height:17.2pt;mso-wrap-style:none;v-text-anchor:middle" type="_x0000_t136">
+          <v:shape id="shape_0" adj="10800" fillcolor="black" stroked="t" o:allowincell="f" style="position:absolute;margin-left:-27.5pt;margin-top:19.85pt;width:495.4pt;height:17.15pt;mso-wrap-style:none;v-text-anchor:middle" type="_x0000_t136">
             <v:path textpathok="t"/>
             <v:textpath on="t" fitshape="t" string="Bids and Awards Committee (BAC) Office" style="font-family:&quot;Impact&quot;;font-size:11pt" trim="t"/>
             <v:fill o:detectmouseclick="t" type="solid" color2="white"/>
@@ -342,8 +342,8 @@
           <w:sz w:val="24"/>
         </w:rPr>
       </w:pPr>
-      <w:bookmarkStart w:id="1" w:name="_Hlk204711949"/>
-      <w:bookmarkStart w:id="2" w:name="_Hlk141795745"/>
+      <w:bookmarkStart w:id="1" w:name="_Hlk141795745"/>
+      <w:bookmarkStart w:id="2" w:name="_Hlk204711949"/>
       <w:r>
         <w:rPr>
           <w:rFonts w:cs="Times New Roman" w:ascii="Times New Roman" w:hAnsi="Times New Roman"/>
@@ -423,17 +423,7 @@
           <w:sz w:val="24"/>
           <w:szCs w:val="24"/>
         </w:rPr>
-        <w:t xml:space="preserve"> {{company_name_upper}}</w:t>
-      </w:r>
-      <w:r>
-        <w:rPr>
-          <w:rFonts w:cs="Times New Roman" w:ascii="Times New Roman" w:hAnsi="Times New Roman"/>
-          <w:b/>
-          <w:bCs/>
-          <w:sz w:val="24"/>
-          <w:szCs w:val="24"/>
-        </w:rPr>
-        <w:t xml:space="preserve"> </w:t>
+        <w:t xml:space="preserve"> {{company_name_upper}} </w:t>
       </w:r>
     </w:p>
     <w:p>
@@ -500,7 +490,17 @@
           <w:sz w:val="24"/>
           <w:szCs w:val="24"/>
         </w:rPr>
-        <w:t>PHP {{bid_amount}}</w:t>
+        <w:t xml:space="preserve">PHP </w:t>
+      </w:r>
+      <w:r>
+        <w:rPr>
+          <w:rFonts w:cs="Times New Roman" w:ascii="Times New Roman" w:hAnsi="Times New Roman"/>
+          <w:b/>
+          <w:bCs/>
+          <w:sz w:val="24"/>
+          <w:szCs w:val="24"/>
+        </w:rPr>
+        <w:t>{{bid_formatAmount}}</w:t>
       </w:r>
     </w:p>
     <w:p>
@@ -539,8 +539,8 @@
       <w:tblGrid>
         <w:gridCol w:w="516"/>
         <w:gridCol w:w="4158"/>
-        <w:gridCol w:w="3966"/>
-        <w:gridCol w:w="994"/>
+        <w:gridCol w:w="3965"/>
+        <w:gridCol w:w="995"/>
       </w:tblGrid>
       <w:tr>
         <w:trPr/>
@@ -575,7 +575,7 @@
         </w:tc>
         <w:tc>
           <w:tcPr>
-            <w:tcW w:w="3966" w:type="dxa"/>
+            <w:tcW w:w="3965" w:type="dxa"/>
             <w:tcBorders/>
           </w:tcPr>
           <w:p>
@@ -603,7 +603,7 @@
         </w:tc>
         <w:tc>
           <w:tcPr>
-            <w:tcW w:w="994" w:type="dxa"/>
+            <w:tcW w:w="995" w:type="dxa"/>
             <w:tcBorders/>
           </w:tcPr>
           <w:p>
@@ -665,7 +665,7 @@
         </w:tc>
         <w:tc>
           <w:tcPr>
-            <w:tcW w:w="3966" w:type="dxa"/>
+            <w:tcW w:w="3965" w:type="dxa"/>
             <w:tcBorders/>
           </w:tcPr>
           <w:p>
@@ -688,7 +688,7 @@
         </w:tc>
         <w:tc>
           <w:tcPr>
-            <w:tcW w:w="994" w:type="dxa"/>
+            <w:tcW w:w="995" w:type="dxa"/>
             <w:tcBorders/>
           </w:tcPr>
           <w:p>
@@ -765,7 +765,7 @@
         </w:tc>
         <w:tc>
           <w:tcPr>
-            <w:tcW w:w="3966" w:type="dxa"/>
+            <w:tcW w:w="3965" w:type="dxa"/>
             <w:tcBorders/>
           </w:tcPr>
           <w:p>
@@ -793,7 +793,7 @@
         </w:tc>
         <w:tc>
           <w:tcPr>
-            <w:tcW w:w="994" w:type="dxa"/>
+            <w:tcW w:w="995" w:type="dxa"/>
             <w:tcBorders/>
           </w:tcPr>
           <w:p>
@@ -875,7 +875,7 @@
         </w:tc>
         <w:tc>
           <w:tcPr>
-            <w:tcW w:w="3966" w:type="dxa"/>
+            <w:tcW w:w="3965" w:type="dxa"/>
             <w:tcBorders/>
           </w:tcPr>
           <w:p>
@@ -903,7 +903,7 @@
         </w:tc>
         <w:tc>
           <w:tcPr>
-            <w:tcW w:w="994" w:type="dxa"/>
+            <w:tcW w:w="995" w:type="dxa"/>
             <w:tcBorders/>
           </w:tcPr>
           <w:p>
@@ -985,7 +985,7 @@
         </w:tc>
         <w:tc>
           <w:tcPr>
-            <w:tcW w:w="3966" w:type="dxa"/>
+            <w:tcW w:w="3965" w:type="dxa"/>
             <w:tcBorders/>
           </w:tcPr>
           <w:p>
@@ -1013,7 +1013,7 @@
         </w:tc>
         <w:tc>
           <w:tcPr>
-            <w:tcW w:w="994" w:type="dxa"/>
+            <w:tcW w:w="995" w:type="dxa"/>
             <w:tcBorders/>
           </w:tcPr>
           <w:p>
@@ -1095,7 +1095,7 @@
         </w:tc>
         <w:tc>
           <w:tcPr>
-            <w:tcW w:w="3966" w:type="dxa"/>
+            <w:tcW w:w="3965" w:type="dxa"/>
             <w:tcBorders/>
           </w:tcPr>
           <w:p>
@@ -1123,7 +1123,7 @@
         </w:tc>
         <w:tc>
           <w:tcPr>
-            <w:tcW w:w="994" w:type="dxa"/>
+            <w:tcW w:w="995" w:type="dxa"/>
             <w:tcBorders/>
           </w:tcPr>
           <w:p>
@@ -1205,7 +1205,7 @@
         </w:tc>
         <w:tc>
           <w:tcPr>
-            <w:tcW w:w="3966" w:type="dxa"/>
+            <w:tcW w:w="3965" w:type="dxa"/>
             <w:tcBorders/>
           </w:tcPr>
           <w:p>
@@ -1233,7 +1233,7 @@
         </w:tc>
         <w:tc>
           <w:tcPr>
-            <w:tcW w:w="994" w:type="dxa"/>
+            <w:tcW w:w="995" w:type="dxa"/>
             <w:tcBorders/>
           </w:tcPr>
           <w:p>
@@ -1315,7 +1315,7 @@
         </w:tc>
         <w:tc>
           <w:tcPr>
-            <w:tcW w:w="3966" w:type="dxa"/>
+            <w:tcW w:w="3965" w:type="dxa"/>
             <w:tcBorders/>
           </w:tcPr>
           <w:p>
@@ -1343,7 +1343,7 @@
         </w:tc>
         <w:tc>
           <w:tcPr>
-            <w:tcW w:w="994" w:type="dxa"/>
+            <w:tcW w:w="995" w:type="dxa"/>
             <w:tcBorders/>
           </w:tcPr>
           <w:p>
@@ -1425,7 +1425,7 @@
         </w:tc>
         <w:tc>
           <w:tcPr>
-            <w:tcW w:w="3966" w:type="dxa"/>
+            <w:tcW w:w="3965" w:type="dxa"/>
             <w:tcBorders/>
           </w:tcPr>
           <w:p>
@@ -1453,7 +1453,7 @@
         </w:tc>
         <w:tc>
           <w:tcPr>
-            <w:tcW w:w="994" w:type="dxa"/>
+            <w:tcW w:w="995" w:type="dxa"/>
             <w:tcBorders/>
           </w:tcPr>
           <w:p>
@@ -1535,7 +1535,7 @@
         </w:tc>
         <w:tc>
           <w:tcPr>
-            <w:tcW w:w="3966" w:type="dxa"/>
+            <w:tcW w:w="3965" w:type="dxa"/>
             <w:tcBorders/>
           </w:tcPr>
           <w:p>
@@ -1563,7 +1563,7 @@
         </w:tc>
         <w:tc>
           <w:tcPr>
-            <w:tcW w:w="994" w:type="dxa"/>
+            <w:tcW w:w="995" w:type="dxa"/>
             <w:tcBorders/>
           </w:tcPr>
           <w:p>
@@ -1645,7 +1645,7 @@
         </w:tc>
         <w:tc>
           <w:tcPr>
-            <w:tcW w:w="3966" w:type="dxa"/>
+            <w:tcW w:w="3965" w:type="dxa"/>
             <w:tcBorders/>
           </w:tcPr>
           <w:p>
@@ -1673,7 +1673,7 @@
         </w:tc>
         <w:tc>
           <w:tcPr>
-            <w:tcW w:w="994" w:type="dxa"/>
+            <w:tcW w:w="995" w:type="dxa"/>
             <w:tcBorders/>
           </w:tcPr>
           <w:p>
@@ -1755,7 +1755,7 @@
         </w:tc>
         <w:tc>
           <w:tcPr>
-            <w:tcW w:w="3966" w:type="dxa"/>
+            <w:tcW w:w="3965" w:type="dxa"/>
             <w:tcBorders/>
           </w:tcPr>
           <w:p>
@@ -1783,7 +1783,7 @@
         </w:tc>
         <w:tc>
           <w:tcPr>
-            <w:tcW w:w="994" w:type="dxa"/>
+            <w:tcW w:w="995" w:type="dxa"/>
             <w:tcBorders/>
           </w:tcPr>
           <w:p>
@@ -1845,7 +1845,7 @@
         </w:tc>
         <w:tc>
           <w:tcPr>
-            <w:tcW w:w="3966" w:type="dxa"/>
+            <w:tcW w:w="3965" w:type="dxa"/>
             <w:tcBorders/>
           </w:tcPr>
           <w:p>
@@ -1868,7 +1868,7 @@
         </w:tc>
         <w:tc>
           <w:tcPr>
-            <w:tcW w:w="994" w:type="dxa"/>
+            <w:tcW w:w="995" w:type="dxa"/>
             <w:tcBorders/>
           </w:tcPr>
           <w:p>
@@ -1945,7 +1945,7 @@
         </w:tc>
         <w:tc>
           <w:tcPr>
-            <w:tcW w:w="3966" w:type="dxa"/>
+            <w:tcW w:w="3965" w:type="dxa"/>
             <w:tcBorders/>
           </w:tcPr>
           <w:p>
@@ -1973,7 +1973,7 @@
         </w:tc>
         <w:tc>
           <w:tcPr>
-            <w:tcW w:w="994" w:type="dxa"/>
+            <w:tcW w:w="995" w:type="dxa"/>
             <w:tcBorders/>
           </w:tcPr>
           <w:p>
@@ -2055,7 +2055,7 @@
         </w:tc>
         <w:tc>
           <w:tcPr>
-            <w:tcW w:w="3966" w:type="dxa"/>
+            <w:tcW w:w="3965" w:type="dxa"/>
             <w:tcBorders/>
           </w:tcPr>
           <w:p>
@@ -2083,7 +2083,7 @@
         </w:tc>
         <w:tc>
           <w:tcPr>
-            <w:tcW w:w="994" w:type="dxa"/>
+            <w:tcW w:w="995" w:type="dxa"/>
             <w:tcBorders/>
           </w:tcPr>
           <w:p>
@@ -2165,7 +2165,7 @@
         </w:tc>
         <w:tc>
           <w:tcPr>
-            <w:tcW w:w="3966" w:type="dxa"/>
+            <w:tcW w:w="3965" w:type="dxa"/>
             <w:tcBorders/>
           </w:tcPr>
           <w:p>
@@ -2193,7 +2193,7 @@
         </w:tc>
         <w:tc>
           <w:tcPr>
-            <w:tcW w:w="994" w:type="dxa"/>
+            <w:tcW w:w="995" w:type="dxa"/>
             <w:tcBorders/>
           </w:tcPr>
           <w:p>
@@ -2275,7 +2275,7 @@
         </w:tc>
         <w:tc>
           <w:tcPr>
-            <w:tcW w:w="3966" w:type="dxa"/>
+            <w:tcW w:w="3965" w:type="dxa"/>
             <w:tcBorders/>
           </w:tcPr>
           <w:p>
@@ -2303,7 +2303,7 @@
         </w:tc>
         <w:tc>
           <w:tcPr>
-            <w:tcW w:w="994" w:type="dxa"/>
+            <w:tcW w:w="995" w:type="dxa"/>
             <w:tcBorders/>
           </w:tcPr>
           <w:p>
@@ -2365,7 +2365,7 @@
         </w:tc>
         <w:tc>
           <w:tcPr>
-            <w:tcW w:w="3966" w:type="dxa"/>
+            <w:tcW w:w="3965" w:type="dxa"/>
             <w:tcBorders/>
           </w:tcPr>
           <w:p>
@@ -2388,7 +2388,7 @@
         </w:tc>
         <w:tc>
           <w:tcPr>
-            <w:tcW w:w="994" w:type="dxa"/>
+            <w:tcW w:w="995" w:type="dxa"/>
             <w:tcBorders/>
           </w:tcPr>
           <w:p>
@@ -2445,7 +2445,7 @@
         </w:tc>
         <w:tc>
           <w:tcPr>
-            <w:tcW w:w="3966" w:type="dxa"/>
+            <w:tcW w:w="3965" w:type="dxa"/>
             <w:tcBorders/>
           </w:tcPr>
           <w:p>
@@ -2473,7 +2473,7 @@
         </w:tc>
         <w:tc>
           <w:tcPr>
-            <w:tcW w:w="994" w:type="dxa"/>
+            <w:tcW w:w="995" w:type="dxa"/>
             <w:tcBorders/>
           </w:tcPr>
           <w:p>
@@ -3152,8 +3152,8 @@
       <w:lang w:val="en-GB" w:eastAsia="en-GB"/>
     </w:rPr>
   </w:style>
-  <w:style w:type="paragraph" w:styleId="FrameContentsuser">
-    <w:name w:val="Frame Contents (user)"/>
+  <w:style w:type="paragraph" w:styleId="FrameContents">
+    <w:name w:val="Frame Contents"/>
     <w:basedOn w:val="Normal"/>
     <w:qFormat/>
     <w:pPr/>
